--- a/lightning-lesson-v3/Lightning_Lesson_v3.2_Change_Log.docx
+++ b/lightning-lesson-v3/Lightning_Lesson_v3.2_Change_Log.docx
@@ -144,41 +144,6 @@
           <w:color w:val="1A1A1A"/>
           <w:sz w:val="22"/>
         </w:rPr>
-        <w:t xml:space="preserve">Boundary slide removed, folded into slide 4. </w:t>
-      </w:r>
-      <w:r>
-        <w:rPr>
-          <w:rFonts w:ascii="Arial" w:hAnsi="Arial" w:cs="Arial"/>
-          <w:b w:val="0"/>
-          <w:i w:val="0"/>
-          <w:color w:val="1A1A1A"/>
-          <w:sz w:val="22"/>
-        </w:rPr>
-        <w:t>The old standalone Boundary slide (v3.1 slide 2, "What this lesson will not do") no longer exists as its own slide. Its sentence has been rewritten to a closer match with the outcomes slide's voice and now lives as a single italic line beneath a gold rule at the bottom of "What You'll Leave With" (now slide 4). It is still read plainly, once, and still not repeated later — only its position changed.</w:t>
-      </w:r>
-    </w:p>
-    <w:p>
-      <w:pPr>
-        <w:spacing w:after="60" w:before="0" w:line="312" w:lineRule="auto"/>
-      </w:pPr>
-      <w:r>
-        <w:rPr>
-          <w:rFonts w:ascii="Arial" w:hAnsi="Arial" w:cs="Arial"/>
-          <w:b/>
-          <w:i w:val="0"/>
-          <w:color w:val="C9A84C"/>
-          <w:sz w:val="22"/>
-        </w:rPr>
-        <w:t xml:space="preserve">•  </w:t>
-      </w:r>
-      <w:r>
-        <w:rPr>
-          <w:rFonts w:ascii="Arial" w:hAnsi="Arial" w:cs="Arial"/>
-          <w:b/>
-          <w:i w:val="0"/>
-          <w:color w:val="1A1A1A"/>
-          <w:sz w:val="22"/>
-        </w:rPr>
         <w:t xml:space="preserve">Personal Story slide removed. </w:t>
       </w:r>
       <w:r>
@@ -224,7 +189,7 @@
           <w:color w:val="1A1A1A"/>
           <w:sz w:val="22"/>
         </w:rPr>
-        <w:t>Central Insight (now slide 5) is rewritten as the sole participant-facing teaching slide carrying the "role can reward you" idea. New headline: "A Role Can Reward You Long After It Stops Building You" (was: "A role can reward you long after it stops building you" split across two title-case lines). New body: a two-line setup ("Strong performance may tell you that you are delivering value... It does not, by itself, tell you whether the work is still:") followed by four bulleted items (expanding your judgment, exposing you to unfamiliar problems, building capability that travels, increasing your future options), closing with "Performance matters. It is not the whole reading." (was: three prose sentences ending "Performance is a signal. It is not the full reading.")</w:t>
+        <w:t>Central Insight (now slide 6) is rewritten as the sole participant-facing teaching slide carrying the "role can reward you" idea. New headline: "A Role Can Reward You Long After It Stops Building You" (was: "A role can reward you long after it stops building you" split across two title-case lines). New body: a two-line setup ("Strong performance may tell you that you are delivering value... It does not, by itself, tell you whether the work is still:") followed by four bulleted items (expanding your judgment, exposing you to unfamiliar problems, building capability that travels, increasing your future options), closing with "Performance matters. It is not the whole reading." (was: three prose sentences ending "Performance is a signal. It is not the full reading.")</w:t>
       </w:r>
     </w:p>
     <w:p>
@@ -249,7 +214,7 @@
           <w:color w:val="1A1A1A"/>
           <w:sz w:val="22"/>
         </w:rPr>
-        <w:t xml:space="preserve">Renumbering cascade (net -1 slide). </w:t>
+        <w:t xml:space="preserve">Renumbering cascade. </w:t>
       </w:r>
       <w:r>
         <w:rPr>
@@ -259,7 +224,42 @@
           <w:color w:val="1A1A1A"/>
           <w:sz w:val="22"/>
         </w:rPr>
-        <w:t>Removing two slides (Boundary, Personal Story) and adding one (Welcome) is a net change of -1: the deck goes from 15 slides (1 hidden) to 14 slides (1 hidden). Every slide from Sign 1 onward shifts down by one slot versus v3.1: Sign 1 is now slide 6 (was 7), Sign 2 is slide 7 (was 8), Sign 3 is slide 8 (was 9), Career Stall Check is slide 9 (was 10), Interpret Without Diagnosing is slide 10 (was 11), Bridge 1 is slide 11 (was 12), the Invitation is slide 12 (was 13), the hidden Q&amp;A reference slide is slide 13 (was 14), and the Appendix is slide 14 (was 15). No wording or timing changed on any of these carried-over slides — only their position in the sequence.</w:t>
+        <w:t>Removing one slide (Personal Story) and adding one (Welcome) leaves the total slide count unchanged at 15 (1 hidden) versus v3.1 — the boundary slide is preserved as its own slide throughout (see the correction note below), so the only structural change is Personal Story swapped out for Welcome, one-for-one. Every slide from the boundary onward shifts down by one slot versus v3.1 because Welcome was inserted before it: Boundary is now slide 3 (was 2), Opening Poll is slide 4 (was 3), What You'll Leave With is slide 5 (was 4), Central Insight is slide 6 (was 6, net unchanged), Sign 1 is slide 7 (was 7, net unchanged), and every remaining slide through the Appendix (slide 15) keeps its v3.1 number. No wording or timing changed on any of the carried-over sign/bridge/appendix slides — only the opening slides' positions.</w:t>
+      </w:r>
+    </w:p>
+    <w:p>
+      <w:pPr>
+        <w:spacing w:after="60" w:before="0" w:line="312" w:lineRule="auto"/>
+      </w:pPr>
+      <w:r>
+        <w:rPr>
+          <w:rFonts w:ascii="Arial" w:hAnsi="Arial" w:cs="Arial"/>
+          <w:b/>
+          <w:i w:val="0"/>
+          <w:color w:val="C9A84C"/>
+          <w:sz w:val="22"/>
+        </w:rPr>
+        <w:t xml:space="preserve">•  </w:t>
+      </w:r>
+      <w:r>
+        <w:rPr>
+          <w:rFonts w:ascii="Arial" w:hAnsi="Arial" w:cs="Arial"/>
+          <w:b/>
+          <w:i w:val="0"/>
+          <w:color w:val="1A1A1A"/>
+          <w:sz w:val="22"/>
+        </w:rPr>
+        <w:t xml:space="preserve">Correction — boundary reinstated as its own slide. </w:t>
+      </w:r>
+      <w:r>
+        <w:rPr>
+          <w:rFonts w:ascii="Arial" w:hAnsi="Arial" w:cs="Arial"/>
+          <w:b w:val="0"/>
+          <w:i w:val="0"/>
+          <w:color w:val="1A1A1A"/>
+          <w:sz w:val="22"/>
+        </w:rPr>
+        <w:t>A first internal pass folded the boundary sentence into "What You'll Leave With" to avoid adding a sixth opening slide before Sign 1. On review, this was corrected: the boundary is a concise, standalone slide (slide 3, 3:00-3:30), matching v3.0/v3.1's approach, so it reads as a clear statement rather than a trailing line on the outcomes slide. "What You'll Leave With" (slide 5) returns to its three-outcome-only form.</w:t>
       </w:r>
     </w:p>
     <w:p>
@@ -294,7 +294,7 @@
           <w:color w:val="1A1A1A"/>
           <w:sz w:val="22"/>
         </w:rPr>
-        <w:t>The five opening slides now run Title (0:00-1:00) → Welcome (1:00-3:00) → Opening Poll (3:00-5:00) → What You'll Leave With + boundary (5:00-6:30) → Central Insight (6:30-8:00), summing to exactly 8:00 before Sign 1 begins — identical to v3.1's opening total. The boundary no longer occupies its own 0:30 slot; that time now belongs to the Welcome slide, which the v3.1 sequence did not have.</w:t>
+        <w:t>The six opening slides now run Title (0:00-1:00) → Welcome (1:00-3:00) → Concise Boundary (3:00-3:30) → Opening Poll (3:30-5:00) → What You'll Leave With (5:00-6:30) → Central Insight (6:30-8:00), summing to exactly 8:00 before Sign 1 begins — identical to v3.1's opening total. The Poll's duration shortened from 2:00 to 1:30 to make room for the reinstated 0:30 boundary slot; every other opening slide's duration is unchanged from v3.1.</w:t>
       </w:r>
     </w:p>
     <w:p>
@@ -319,7 +319,7 @@
           <w:color w:val="1A1A1A"/>
           <w:sz w:val="22"/>
         </w:rPr>
-        <w:t xml:space="preserve">New file family. </w:t>
+        <w:t xml:space="preserve">File family (same v3.2 filenames, corrected in place). </w:t>
       </w:r>
       <w:r>
         <w:rPr>
@@ -329,7 +329,42 @@
           <w:color w:val="1A1A1A"/>
           <w:sz w:val="22"/>
         </w:rPr>
-        <w:t>How_to_Tell_If_Your_Career_Is_Stalling_Lightning_Lesson_v3.2_FINAL.pptx (14 slides, 1 hidden), How_to_Tell_If_Your_Career_Is_Stalling_Lightning_Lesson_v3.2_FINAL_BACKUP.pdf (13 pages, hidden slide excluded), How_to_Tell_If_Your_Career_Is_Stalling_Facilitator_Guide_v3.2.docx, Lightning_Lesson_v3.2_Change_Log.docx (this file), Lightning_Lesson_v3.2_Timing_Map.docx, and Maven_Offer_Naming_and_Landing_Page_Master_Copy_v3.2_Aligned.docx. None of the v3.1 files were overwritten.</w:t>
+        <w:t>How_to_Tell_If_Your_Career_Is_Stalling_Lightning_Lesson_v3.2_FINAL.pptx (15 slides, 1 hidden), How_to_Tell_If_Your_Career_Is_Stalling_Lightning_Lesson_v3.2_FINAL_BACKUP.pdf (14 pages, hidden slide excluded), How_to_Tell_If_Your_Career_Is_Stalling_Facilitator_Guide_v3.2.docx, Lightning_Lesson_v3.2_Change_Log.docx (this file), Lightning_Lesson_v3.2_Timing_Map.docx, and Maven_Offer_Naming_and_Landing_Page_Master_Copy_v3.2_Aligned.docx. None of the v3.1 files were overwritten.</w:t>
+      </w:r>
+    </w:p>
+    <w:p>
+      <w:pPr>
+        <w:spacing w:after="60" w:before="0" w:line="312" w:lineRule="auto"/>
+      </w:pPr>
+      <w:r>
+        <w:rPr>
+          <w:rFonts w:ascii="Arial" w:hAnsi="Arial" w:cs="Arial"/>
+          <w:b/>
+          <w:i w:val="0"/>
+          <w:color w:val="C9A84C"/>
+          <w:sz w:val="22"/>
+        </w:rPr>
+        <w:t xml:space="preserve">•  </w:t>
+      </w:r>
+      <w:r>
+        <w:rPr>
+          <w:rFonts w:ascii="Arial" w:hAnsi="Arial" w:cs="Arial"/>
+          <w:b/>
+          <w:i w:val="0"/>
+          <w:color w:val="1A1A1A"/>
+          <w:sz w:val="22"/>
+        </w:rPr>
+        <w:t xml:space="preserve">Facilitator Guide made the delivery source of truth. </w:t>
+      </w:r>
+      <w:r>
+        <w:rPr>
+          <w:rFonts w:ascii="Arial" w:hAnsi="Arial" w:cs="Arial"/>
+          <w:b w:val="0"/>
+          <w:i w:val="0"/>
+          <w:color w:val="1A1A1A"/>
+          <w:sz w:val="22"/>
+        </w:rPr>
+        <w:t>The Facilitator Guide previously documented the Welcome and Central Insight slides only in summary form, deferring the full script and guardrails to the PowerPoint speaker notes. It now contains the complete delivery content for both slides directly — participant-facing copy, visual treatment, timing, full script, transition, and every guardrail — so the guide is the standalone source of truth and the PowerPoint notes are a convenience copy of it, not the other way around.</w:t>
       </w:r>
     </w:p>
     <w:p>
@@ -415,7 +450,7 @@
           <w:color w:val="1A1A1A"/>
           <w:sz w:val="22"/>
         </w:rPr>
-        <w:t>v3.2 PPTX opens without error via python-pptx; slide count confirmed at 14.</w:t>
+        <w:t>v3.2 PPTX opens without error via python-pptx; slide count confirmed at 15.</w:t>
       </w:r>
     </w:p>
     <w:p>
@@ -450,7 +485,7 @@
           <w:color w:val="1A1A1A"/>
           <w:sz w:val="22"/>
         </w:rPr>
-        <w:t>Slide 13's &lt;p:sld&gt; element carries show="0"; all other 13 slides are unset (visible). Verified by reading the attribute back from the saved file.</w:t>
+        <w:t>Slide 14's &lt;p:sld&gt; element carries show="0"; all other 14 slides are unset (visible). Verified by reading the attribute back from the saved file.</w:t>
       </w:r>
     </w:p>
     <w:p>
@@ -485,7 +520,42 @@
           <w:color w:val="1A1A1A"/>
           <w:sz w:val="22"/>
         </w:rPr>
-        <w:t>The Welcome slide's headline, credential line, story body, quote panel, closing question, and PwC/Deloitte/EY line were extracted from the saved PPTX and confirmed to match the approved wording exactly. The rewritten Central Insight slide's headline, four bullet items, and closing line were confirmed the same way.</w:t>
+        <w:t>The Welcome slide's headline, credential line, story body, quote panel, closing question, and PwC/Deloitte/EY line were extracted from the saved PPTX and confirmed to match the approved wording exactly. The rewritten Central Insight slide's headline, four bullet items, and closing line were confirmed the same way. The boundary slide's sentence was confirmed to appear exactly once, on slide 3, and the outcomes slide was confirmed to no longer carry the folded-in boundary line.</w:t>
+      </w:r>
+    </w:p>
+    <w:p>
+      <w:pPr>
+        <w:spacing w:after="60" w:before="0" w:line="312" w:lineRule="auto"/>
+      </w:pPr>
+      <w:r>
+        <w:rPr>
+          <w:rFonts w:ascii="Arial" w:hAnsi="Arial" w:cs="Arial"/>
+          <w:b/>
+          <w:i w:val="0"/>
+          <w:color w:val="C9A84C"/>
+          <w:sz w:val="22"/>
+        </w:rPr>
+        <w:t xml:space="preserve">•  </w:t>
+      </w:r>
+      <w:r>
+        <w:rPr>
+          <w:rFonts w:ascii="Arial" w:hAnsi="Arial" w:cs="Arial"/>
+          <w:b/>
+          <w:i w:val="0"/>
+          <w:color w:val="1A1A1A"/>
+          <w:sz w:val="22"/>
+        </w:rPr>
+        <w:t xml:space="preserve">Story appears once. </w:t>
+      </w:r>
+      <w:r>
+        <w:rPr>
+          <w:rFonts w:ascii="Arial" w:hAnsi="Arial" w:cs="Arial"/>
+          <w:b w:val="0"/>
+          <w:i w:val="0"/>
+          <w:color w:val="1A1A1A"/>
+          <w:sz w:val="22"/>
+        </w:rPr>
+        <w:t>The story quote ("My performance had shaped my standing...") was confirmed to appear on exactly one slide (2, Welcome) and nowhere else in the file.</w:t>
       </w:r>
     </w:p>
     <w:p>
@@ -520,7 +590,7 @@
           <w:color w:val="1A1A1A"/>
           <w:sz w:val="22"/>
         </w:rPr>
-        <w:t>The v3.2 backup PDF was rendered page-by-page (13 pages) and visually inspected: no text overflow or element collision on the Welcome slide (headshot column against the text column) or the rewritten Central Insight slide (four-item list spacing).</w:t>
+        <w:t>The v3.2 backup PDF was rendered page-by-page (14 pages) and visually inspected: no text overflow or element collision on the Welcome slide (headshot column against the text column), the reinstated Boundary slide, the outcomes slide after the boundary line's removal, or the rewritten Central Insight slide (four-item list spacing).</w:t>
       </w:r>
     </w:p>
     <w:p>
@@ -555,7 +625,7 @@
           <w:color w:val="1A1A1A"/>
           <w:sz w:val="22"/>
         </w:rPr>
-        <w:t>1 (title) + 2 (welcome) + 2 (poll) + 1.5 (leave-with) + 1.5 (central insight) + 5 + 5 + 5 (three signs) + 5 (stall check) + 3 (interpret) + 1.5 (bridge 1) + 12.5 (invitation + Q&amp;A) = 45:00 exactly.</w:t>
+        <w:t>1 (title) + 2 (welcome) + 0.5 (boundary) + 1.5 (poll) + 1.5 (leave-with) + 1.5 (central insight) + 5 + 5 + 5 (three signs) + 5 (stall check) + 3 (interpret) + 1.5 (bridge 1) + 12.5 (invitation + Q&amp;A) = 45:00 exactly.</w:t>
       </w:r>
     </w:p>
     <w:p>

--- a/lightning-lesson-v3/Lightning_Lesson_v3.2_Change_Log.docx
+++ b/lightning-lesson-v3/Lightning_Lesson_v3.2_Change_Log.docx
@@ -626,6 +626,136 @@
           <w:sz w:val="22"/>
         </w:rPr>
         <w:t>1 (title) + 2 (welcome) + 0.5 (boundary) + 1.5 (poll) + 1.5 (leave-with) + 1.5 (central insight) + 5 + 5 + 5 (three signs) + 5 (stall check) + 3 (interpret) + 1.5 (bridge 1) + 12.5 (invitation + Q&amp;A) = 45:00 exactly.</w:t>
+      </w:r>
+    </w:p>
+    <w:p>
+      <w:pPr>
+        <w:spacing w:after="40" w:before="0" w:line="312" w:lineRule="auto"/>
+      </w:pPr>
+      <w:r>
+        <w:rPr>
+          <w:rFonts w:ascii="Arial" w:hAnsi="Arial" w:cs="Arial"/>
+          <w:b w:val="0"/>
+          <w:i w:val="0"/>
+          <w:color w:val="1A1A1A"/>
+          <w:sz w:val="22"/>
+        </w:rPr>
+      </w:r>
+    </w:p>
+    <w:p>
+      <w:pPr>
+        <w:spacing w:after="120" w:before="160" w:line="312" w:lineRule="auto"/>
+      </w:pPr>
+      <w:r>
+        <w:rPr>
+          <w:rFonts w:ascii="Arial" w:hAnsi="Arial" w:cs="Arial"/>
+          <w:b/>
+          <w:i w:val="0"/>
+          <w:color w:val="C1440E"/>
+          <w:sz w:val="18"/>
+          <w:spacing w:val="40"/>
+        </w:rPr>
+        <w:t>FINAL PRODUCTION HOUSEKEEPING (POST-APPROVAL, SPEAKER NOTES ONLY)</w:t>
+      </w:r>
+    </w:p>
+    <w:p>
+      <w:pPr>
+        <w:spacing w:after="120" w:before="0" w:line="312" w:lineRule="auto"/>
+      </w:pPr>
+      <w:r>
+        <w:rPr>
+          <w:rFonts w:ascii="Arial" w:hAnsi="Arial" w:cs="Arial"/>
+          <w:b w:val="0"/>
+          <w:i w:val="0"/>
+          <w:color w:val="1A1A1A"/>
+          <w:sz w:val="21"/>
+        </w:rPr>
+        <w:t>The v3.2 instructional design and participant-facing deck are approved. The following two corrections touch speaker notes and the Facilitator Guide only — no participant-facing slide copy changed.</w:t>
+      </w:r>
+    </w:p>
+    <w:p>
+      <w:pPr>
+        <w:spacing w:after="60" w:before="0" w:line="312" w:lineRule="auto"/>
+      </w:pPr>
+      <w:r>
+        <w:rPr>
+          <w:rFonts w:ascii="Arial" w:hAnsi="Arial" w:cs="Arial"/>
+          <w:b/>
+          <w:i w:val="0"/>
+          <w:color w:val="C9A84C"/>
+          <w:sz w:val="22"/>
+        </w:rPr>
+        <w:t xml:space="preserve">•  </w:t>
+      </w:r>
+      <w:r>
+        <w:rPr>
+          <w:rFonts w:ascii="Arial" w:hAnsi="Arial" w:cs="Arial"/>
+          <w:b/>
+          <w:i w:val="0"/>
+          <w:color w:val="1A1A1A"/>
+          <w:sz w:val="22"/>
+        </w:rPr>
+        <w:t xml:space="preserve">Title-slide cross-reference corrected. </w:t>
+      </w:r>
+      <w:r>
+        <w:rPr>
+          <w:rFonts w:ascii="Arial" w:hAnsi="Arial" w:cs="Arial"/>
+          <w:b w:val="0"/>
+          <w:i w:val="0"/>
+          <w:color w:val="1A1A1A"/>
+          <w:sz w:val="22"/>
+        </w:rPr>
+        <w:t>Title-slide speaker notes now read “...see slide 3” (was “...see slide 4”), matching the boundary slide's actual position after the boundary was reinstated as its own slide.</w:t>
+      </w:r>
+    </w:p>
+    <w:p>
+      <w:pPr>
+        <w:spacing w:after="60" w:before="0" w:line="312" w:lineRule="auto"/>
+      </w:pPr>
+      <w:r>
+        <w:rPr>
+          <w:rFonts w:ascii="Arial" w:hAnsi="Arial" w:cs="Arial"/>
+          <w:b/>
+          <w:i w:val="0"/>
+          <w:color w:val="C9A84C"/>
+          <w:sz w:val="22"/>
+        </w:rPr>
+        <w:t xml:space="preserve">•  </w:t>
+      </w:r>
+      <w:r>
+        <w:rPr>
+          <w:rFonts w:ascii="Arial" w:hAnsi="Arial" w:cs="Arial"/>
+          <w:b/>
+          <w:i w:val="0"/>
+          <w:color w:val="1A1A1A"/>
+          <w:sz w:val="22"/>
+        </w:rPr>
+        <w:t xml:space="preserve">Welcome-slide transition corrected. </w:t>
+      </w:r>
+      <w:r>
+        <w:rPr>
+          <w:rFonts w:ascii="Arial" w:hAnsi="Arial" w:cs="Arial"/>
+          <w:b w:val="0"/>
+          <w:i w:val="0"/>
+          <w:color w:val="1A1A1A"/>
+          <w:sz w:val="22"/>
+        </w:rPr>
+        <w:t>The Welcome slide's spoken transition into the boundary slide now reads “Before we begin, one boundary about what today can and cannot do.” (was: “Before we begin, I want to understand what brought you into the room.”) — the poll-oriented line was a leftover from before the boundary slide was reinstated between Welcome and the poll. Updated in both the PPTX speaker notes and the Facilitator Guide (Section 4). The boundary slide's own transition into the poll is unchanged: “Now, let's find out what brought you into the room today.”</w:t>
+      </w:r>
+    </w:p>
+    <w:p>
+      <w:pPr>
+        <w:spacing w:after="120" w:before="0" w:line="312" w:lineRule="auto"/>
+      </w:pPr>
+      <w:r>
+        <w:rPr>
+          <w:rFonts w:ascii="Arial" w:hAnsi="Arial" w:cs="Arial"/>
+          <w:b/>
+          <w:i w:val="0"/>
+          <w:color w:val="C1440E"/>
+          <w:sz w:val="20"/>
+        </w:rPr>
+        <w:t>No slide face, headline, body copy, timing, or slide order changed in this pass.</w:t>
       </w:r>
     </w:p>
     <w:p>
